--- a/flow/20230914_vu_template/drafts/2024-03-g/02-СБ-Теодота.docx
+++ b/flow/20230914_vu_template/drafts/2024-03-g/02-СБ-Теодота.docx
@@ -3317,33 +3317,23 @@
     </w:p>
     <w:p>
       <w:pPr>
-        <w:spacing w:after="120" w:lineRule="auto"/>
-        <w:jc w:val="both"/>
-        <w:rPr>
-          <w:rFonts w:ascii="Times New Roman" w:cs="Times New Roman" w:eastAsia="Times New Roman" w:hAnsi="Times New Roman"/>
-          <w:sz w:val="24"/>
-          <w:szCs w:val="24"/>
-        </w:rPr>
-      </w:pPr>
-      <w:r>
-        <w:rPr>
-          <w:rFonts w:ascii="Times New Roman" w:cs="Times New Roman" w:eastAsia="Times New Roman" w:hAnsi="Times New Roman"/>
-          <w:i w:val="1"/>
-          <w:color w:val="ff0000"/>
-          <w:sz w:val="24"/>
-          <w:szCs w:val="24"/>
-          <w:rtl w:val="0"/>
-        </w:rPr>
-        <w:t xml:space="preserve">(г. 8, подібний: О, преславне чудо):</w:t>
-      </w:r>
-      <w:r>
-        <w:rPr>
-          <w:rFonts w:ascii="Times New Roman" w:cs="Times New Roman" w:eastAsia="Times New Roman" w:hAnsi="Times New Roman"/>
-          <w:sz w:val="24"/>
-          <w:szCs w:val="24"/>
-          <w:rtl w:val="0"/>
-        </w:rPr>
-        <w:t xml:space="preserve"> О, необлудна і божественна зоре,* заповідей Божих світлоносне сяяння* і серед мучеників подивугідний страстотерпче приснопам’ятний!* Ти темряви млу відігнав,* мов світлоносиця-зірка, блаженний.* О добре приношення* і жертва непорочная!* Тим-то Христові за спасіння душ наших* безустанно молися.</w:t>
+        <w:pStyle w:val="Normal"/>
+      </w:pPr>
+      <w:r>
+        <w:rPr>
+          <w:rFonts w:ascii="Times New Roman" w:hAnsi="Times New Roman"/>
+          <w:i/>
+          <w:color w:val="FF0000"/>
+          <w:sz w:val="24"/>
+        </w:rPr>
+        <w:t>(г. 4, подібний: Як хороброго):</w:t>
+      </w:r>
+      <w:r>
+        <w:rPr>
+          <w:rFonts w:ascii="Times New Roman" w:hAnsi="Times New Roman"/>
+          <w:sz w:val="24"/>
+        </w:rPr>
+        <w:t xml:space="preserve"> І в житті уславленим,* і мучеником величним,* подвижнику Ісихію, дав ти себе знати,* небесних Сил співжитель всеблаженний,* стоячи поруч з усіх Царем зо славою.* Тому з вірою* доблесні боріння твої благохвалимо* і пам’ять звершуємо,* Доброчинця славлячи.</w:t>
       </w:r>
     </w:p>
     <w:p>
@@ -3421,22 +3411,14 @@
     </w:p>
     <w:p>
       <w:pPr>
-        <w:spacing w:after="120" w:lineRule="auto"/>
-        <w:jc w:val="both"/>
-        <w:rPr>
-          <w:rFonts w:ascii="Times New Roman" w:cs="Times New Roman" w:eastAsia="Times New Roman" w:hAnsi="Times New Roman"/>
-          <w:sz w:val="24"/>
-          <w:szCs w:val="24"/>
-        </w:rPr>
-      </w:pPr>
-      <w:r>
-        <w:rPr>
-          <w:rFonts w:ascii="Times New Roman" w:cs="Times New Roman" w:eastAsia="Times New Roman" w:hAnsi="Times New Roman"/>
-          <w:sz w:val="24"/>
-          <w:szCs w:val="24"/>
-          <w:rtl w:val="0"/>
-        </w:rPr>
-        <w:t xml:space="preserve">О, істини проповіднику!* Явившись нечестя* мечоносним протиборцем,* ти стражданням відсік єси голови ворогів, премудрий,* і божественне веління ясно проголошував,* народ ненаставлений умовляючи до кращого.* О, Кононе, співгромадянине мучеників!* Молися Ізбавителю, щоб від пристрастей ізбавив Він* рабів Своїх – співців твоїх.</w:t>
+        <w:pStyle w:val="Normal"/>
+      </w:pPr>
+      <w:r>
+        <w:rPr>
+          <w:rFonts w:ascii="Times New Roman" w:hAnsi="Times New Roman"/>
+          <w:sz w:val="24"/>
+        </w:rPr>
+        <w:t>Войовником Царя Сил* став єси через віру,* подвижнику Ісихію,* вчення безбожних, законопереступних царів* поборюючи, славний,* обираючи смерть через бажання божественне.* Тому вся священна Церква святкує* всесвяткову твою пам’ять* і радістю сповняється.</w:t>
       </w:r>
     </w:p>
     <w:p>
@@ -3484,22 +3466,14 @@
     </w:p>
     <w:p>
       <w:pPr>
-        <w:spacing w:after="120" w:lineRule="auto"/>
-        <w:jc w:val="both"/>
-        <w:rPr>
-          <w:rFonts w:ascii="Times New Roman" w:cs="Times New Roman" w:eastAsia="Times New Roman" w:hAnsi="Times New Roman"/>
-          <w:sz w:val="24"/>
-          <w:szCs w:val="24"/>
-        </w:rPr>
-      </w:pPr>
-      <w:r>
-        <w:rPr>
-          <w:rFonts w:ascii="Times New Roman" w:cs="Times New Roman" w:eastAsia="Times New Roman" w:hAnsi="Times New Roman"/>
-          <w:sz w:val="24"/>
-          <w:szCs w:val="24"/>
-          <w:rtl w:val="0"/>
-        </w:rPr>
-        <w:t xml:space="preserve">О, добра зміно* від десниці Вишнього,* яку на тобі звершив отців Господь,* страстотерпче всеславний!* Від невірного кореня плодом благоквітучим,* Кононе всеблаженний і всехвальний, явився ти* і, маючи Христа найкращим воєначальником,* полки демонів* переміг єси владно.</w:t>
+        <w:pStyle w:val="Normal"/>
+      </w:pPr>
+      <w:r>
+        <w:rPr>
+          <w:rFonts w:ascii="Times New Roman" w:hAnsi="Times New Roman"/>
+          <w:sz w:val="24"/>
+        </w:rPr>
+        <w:t>В річкові течії* ввійшовши, Ісихію,* в них змія-протиборця* потопив єси, всеблаженний,* і нині зійшов єси в самі небеса,* вінці здобувши* і досягнувши Краю жадань, страстотерпче,* ангелів співгромадянине,* благочестя опоро.</w:t>
       </w:r>
     </w:p>
     <w:p>
